--- a/Opdracht B - Voorbereiding/Ontwikkelomgeving.docx
+++ b/Opdracht B - Voorbereiding/Ontwikkelomgeving.docx
@@ -501,7 +501,7 @@
                 <w:sz w:val="20"/>
                 <w:szCs w:val="20"/>
               </w:rPr>
-              <w:t xml:space="preserve">4.5 stable</w:t>
+              <w:t>4.6 stable</w:t>
             </w:r>
           </w:p>
         </w:tc>
@@ -817,7 +817,7 @@
                 <w:sz w:val="20"/>
                 <w:szCs w:val="20"/>
               </w:rPr>
-              <w:t xml:space="preserve">Krita</w:t>
+              <w:t xml:space="preserve">Microsoft Word</w:t>
             </w:r>
           </w:p>
         </w:tc>
@@ -845,7 +845,7 @@
                 <w:sz w:val="20"/>
                 <w:szCs w:val="20"/>
               </w:rPr>
-              <w:t xml:space="preserve">5.2+</w:t>
+              <w:t xml:space="preserve">365</w:t>
             </w:r>
           </w:p>
         </w:tc>
@@ -873,7 +873,7 @@
                 <w:sz w:val="20"/>
                 <w:szCs w:val="20"/>
               </w:rPr>
-              <w:t xml:space="preserve">Pixel-art assets bewerken</w:t>
+              <w:t xml:space="preserve">Documentatie schrijven</w:t>
             </w:r>
           </w:p>
         </w:tc>
@@ -903,92 +903,6 @@
                 <w:sz w:val="20"/>
                 <w:szCs w:val="20"/>
               </w:rPr>
-              <w:t xml:space="preserve">Microsoft Word</w:t>
-            </w:r>
-          </w:p>
-        </w:tc>
-        <w:tc>
-          <w:tcPr>
-            <w:tcW w:type="dxa" w:w="1600"/>
-            <w:tcBorders>
-              <w:top w:val="single" w:color="CCCCCC" w:sz="1"/>
-              <w:left w:val="single" w:color="CCCCCC" w:sz="1"/>
-              <w:bottom w:val="single" w:color="CCCCCC" w:sz="1"/>
-              <w:right w:val="single" w:color="CCCCCC" w:sz="1"/>
-            </w:tcBorders>
-            <w:shd w:fill="F5F5F5" w:val="clear"/>
-            <w:tcMar>
-              <w:top w:type="dxa" w:w="80"/>
-              <w:left w:type="dxa" w:w="120"/>
-              <w:bottom w:type="dxa" w:w="80"/>
-              <w:right w:type="dxa" w:w="120"/>
-            </w:tcMar>
-          </w:tcPr>
-          <w:p>
-            <w:r>
-              <w:rPr>
-                <w:rFonts w:ascii="Arial" w:cs="Arial" w:eastAsia="Arial" w:hAnsi="Arial"/>
-                <w:sz w:val="20"/>
-                <w:szCs w:val="20"/>
-              </w:rPr>
-              <w:t xml:space="preserve">365</w:t>
-            </w:r>
-          </w:p>
-        </w:tc>
-        <w:tc>
-          <w:tcPr>
-            <w:tcW w:type="dxa" w:w="4600"/>
-            <w:tcBorders>
-              <w:top w:val="single" w:color="CCCCCC" w:sz="1"/>
-              <w:left w:val="single" w:color="CCCCCC" w:sz="1"/>
-              <w:bottom w:val="single" w:color="CCCCCC" w:sz="1"/>
-              <w:right w:val="single" w:color="CCCCCC" w:sz="1"/>
-            </w:tcBorders>
-            <w:shd w:fill="F5F5F5" w:val="clear"/>
-            <w:tcMar>
-              <w:top w:type="dxa" w:w="80"/>
-              <w:left w:type="dxa" w:w="120"/>
-              <w:bottom w:type="dxa" w:w="80"/>
-              <w:right w:type="dxa" w:w="120"/>
-            </w:tcMar>
-          </w:tcPr>
-          <w:p>
-            <w:r>
-              <w:rPr>
-                <w:rFonts w:ascii="Arial" w:cs="Arial" w:eastAsia="Arial" w:hAnsi="Arial"/>
-                <w:sz w:val="20"/>
-                <w:szCs w:val="20"/>
-              </w:rPr>
-              <w:t xml:space="preserve">Documentatie schrijven</w:t>
-            </w:r>
-          </w:p>
-        </w:tc>
-      </w:tr>
-      <w:tr>
-        <w:tc>
-          <w:tcPr>
-            <w:tcW w:type="dxa" w:w="2800"/>
-            <w:tcBorders>
-              <w:top w:val="single" w:color="CCCCCC" w:sz="1"/>
-              <w:left w:val="single" w:color="CCCCCC" w:sz="1"/>
-              <w:bottom w:val="single" w:color="CCCCCC" w:sz="1"/>
-              <w:right w:val="single" w:color="CCCCCC" w:sz="1"/>
-            </w:tcBorders>
-            <w:shd w:fill="F5F5F5" w:val="clear"/>
-            <w:tcMar>
-              <w:top w:type="dxa" w:w="80"/>
-              <w:left w:type="dxa" w:w="120"/>
-              <w:bottom w:type="dxa" w:w="80"/>
-              <w:right w:type="dxa" w:w="120"/>
-            </w:tcMar>
-          </w:tcPr>
-          <w:p>
-            <w:r>
-              <w:rPr>
-                <w:rFonts w:ascii="Arial" w:cs="Arial" w:eastAsia="Arial" w:hAnsi="Arial"/>
-                <w:sz w:val="20"/>
-                <w:szCs w:val="20"/>
-              </w:rPr>
               <w:t xml:space="preserve">Google Chrome</w:t>
             </w:r>
           </w:p>
@@ -1116,7 +1030,7 @@
           <w:sz w:val="22"/>
           <w:szCs w:val="22"/>
         </w:rPr>
-        <w:t xml:space="preserve">✅ Godot 4.5 geinstalleerd en start zonder fouten.</w:t>
+        <w:t>✅ Godot 4.6 geïnstalleerd en start zonder fouten.</w:t>
       </w:r>
     </w:p>
     <w:p>
@@ -1168,7 +1082,7 @@
           <w:sz w:val="22"/>
           <w:szCs w:val="22"/>
         </w:rPr>
-        <w:t xml:space="preserve">✅ Assets (Kenney) gedownload en in /assets/ geplaatst.</w:t>
+        <w:t>✅ Kenney-assets gedownload en in res://Assets geplaatst.</w:t>
       </w:r>
     </w:p>
     <w:p>
@@ -1181,7 +1095,7 @@
           <w:sz w:val="22"/>
           <w:szCs w:val="22"/>
         </w:rPr>
-        <w:t xml:space="preserve">✅ Best Education-logo opgeslagen in /assets/branding/.</w:t>
+        <w:t>✅ Best Education-logo opgeslagen in res://Assets.</w:t>
       </w:r>
     </w:p>
     <w:p>
